--- a/genesis-e4-e3p00/ANEXO_2/guia_explicar_el_proyecto.docx
+++ b/genesis-e4-e3p00/ANEXO_2/guia_explicar_el_proyecto.docx
@@ -273,6 +273,7 @@
     </w:p>
     <w:p>
       <w:pPr>
+        <w:keepLines/>
         <w:spacing w:after="100" w:before="60" w:line="276"/>
       </w:pPr>
       <w:r>
@@ -282,7 +283,7 @@
           <w:sz w:val="21"/>
           <w:szCs w:val="21"/>
         </w:rPr>
-        <w:t xml:space="preserve">La convocatoria exige una relación directa y específica con la emergencia, y estar en un departamento afectado no basta. Por eso el municipio aliado debe aportar tres soportes: el acto de calamidad pública, el reporte de afectación de las edificaciones y el cronograma de demoliciones y remoción.</w:t>
+        <w:t xml:space="preserve">La convocatoria exige una relación directa y específica con la emergencia, y estar en un departamento afectado no basta. Por eso cada municipio donde se ejecuta debe tener tres soportes: el reporte de afectación, la declaratoria de desastre (el Decreto 1171 de 2026 sirve si lo comprende) y el certificado del plan de acción de la gobernación o la alcaldía. Si falta uno solo, el proyecto no continúa y no se subsana: se registran solo los municipios con soportes en mano.</w:t>
       </w:r>
     </w:p>
     <w:p>
@@ -1010,7 +1011,7 @@
                 <w:sz w:val="19"/>
                 <w:szCs w:val="19"/>
               </w:rPr>
-              <w:t xml:space="preserve">Lidera la ciencia y la administración, aloja y valida el laboratorio y forma a 9 personas.</w:t>
+              <w:t xml:space="preserve">Lidera la ciencia y la administración, valida el laboratorio y forma a 9 personas.</w:t>
             </w:r>
           </w:p>
         </w:tc>
@@ -1044,7 +1045,7 @@
                 <w:sz w:val="19"/>
                 <w:szCs w:val="19"/>
               </w:rPr>
-              <w:t xml:space="preserve">Documentos de investigación, datos propios, y un laboratorio y un modelo propios.</w:t>
+              <w:t xml:space="preserve">Documentos de investigación, datos propios y la capacidad de modelación del laboratorio.</w:t>
             </w:r>
           </w:p>
         </w:tc>
@@ -1223,7 +1224,7 @@
                 <w:sz w:val="19"/>
                 <w:szCs w:val="19"/>
               </w:rPr>
-              <w:t xml:space="preserve">Los tres soportes de la emergencia (acto de calamidad, reporte de afectación y cronograma de demoliciones), aval, partida para operar la red y contrapartida en especie ($ 120 millones).</w:t>
+              <w:t xml:space="preserve">Soportes de la emergencia (reporte de afectación, decreto o acto de desastre, certificado del plan de acción y cronograma de demoliciones), aval, carta de uso del comité, partida para operar la red y contrapartida en especie ($ 120 millones).</w:t>
             </w:r>
           </w:p>
         </w:tc>
@@ -3033,6 +3034,78 @@
                 <w:sz w:val="19"/>
                 <w:szCs w:val="19"/>
               </w:rPr>
+              <w:t xml:space="preserve">¿Por qué solo algunos municipios?</w:t>
+            </w:r>
+          </w:p>
+        </w:tc>
+        <w:tc>
+          <w:tcPr>
+            <w:tcW w:type="dxa" w:w="6780"/>
+            <w:tcBorders>
+              <w:top w:val="single" w:color="9EB9D4" w:sz="4"/>
+              <w:left w:val="single" w:color="9EB9D4" w:sz="4"/>
+              <w:bottom w:val="single" w:color="9EB9D4" w:sz="4"/>
+              <w:right w:val="single" w:color="9EB9D4" w:sz="4"/>
+            </w:tcBorders>
+            <w:shd w:fill="F5F5F5" w:color="auto" w:val="clear"/>
+            <w:tcMar>
+              <w:top w:type="dxa" w:w="70"/>
+              <w:left w:type="dxa" w:w="100"/>
+              <w:bottom w:type="dxa" w:w="70"/>
+              <w:right w:type="dxa" w:w="100"/>
+            </w:tcMar>
+            <w:vAlign w:val="top"/>
+          </w:tcPr>
+          <w:p>
+            <w:pPr>
+              <w:spacing w:after="40" w:before="0" w:line="252"/>
+            </w:pPr>
+            <w:r>
+              <w:rPr>
+                <w:rFonts w:ascii="Arial" w:cs="Arial" w:eastAsia="Arial" w:hAnsi="Arial"/>
+                <w:b w:val="false"/>
+                <w:bCs w:val="false"/>
+                <w:color w:val="2A3439"/>
+                <w:sz w:val="19"/>
+                <w:szCs w:val="19"/>
+              </w:rPr>
+              <w:t xml:space="preserve">Cada municipio registrado necesita la declaratoria de desastre y el certificado del plan de acción. Si falta un soporte en uno solo, el proyecto no continúa y no se subsana. Es mejor registrar menos municipios con todos los soportes.</w:t>
+            </w:r>
+          </w:p>
+        </w:tc>
+      </w:tr>
+      <w:tr>
+        <w:trPr>
+          <w:cantSplit/>
+        </w:trPr>
+        <w:tc>
+          <w:tcPr>
+            <w:tcW w:type="dxa" w:w="3300"/>
+            <w:tcBorders>
+              <w:top w:val="single" w:color="9EB9D4" w:sz="4"/>
+              <w:left w:val="single" w:color="9EB9D4" w:sz="4"/>
+              <w:bottom w:val="single" w:color="9EB9D4" w:sz="4"/>
+              <w:right w:val="single" w:color="9EB9D4" w:sz="4"/>
+            </w:tcBorders>
+            <w:tcMar>
+              <w:top w:type="dxa" w:w="70"/>
+              <w:left w:type="dxa" w:w="100"/>
+              <w:bottom w:type="dxa" w:w="70"/>
+              <w:right w:type="dxa" w:w="100"/>
+            </w:tcMar>
+            <w:vAlign w:val="top"/>
+          </w:tcPr>
+          <w:p>
+            <w:pPr>
+              <w:spacing w:after="40" w:before="0" w:line="252"/>
+            </w:pPr>
+            <w:r>
+              <w:rPr>
+                <w:rFonts w:ascii="Arial" w:cs="Arial" w:eastAsia="Arial" w:hAnsi="Arial"/>
+                <w:color w:val="2A3439"/>
+                <w:sz w:val="19"/>
+                <w:szCs w:val="19"/>
+              </w:rPr>
               <w:t xml:space="preserve">¿Por qué sensores y no estaciones oficiales?</w:t>
             </w:r>
           </w:p>
@@ -3046,7 +3119,6 @@
               <w:bottom w:val="single" w:color="9EB9D4" w:sz="4"/>
               <w:right w:val="single" w:color="9EB9D4" w:sz="4"/>
             </w:tcBorders>
-            <w:shd w:fill="F5F5F5" w:color="auto" w:val="clear"/>
             <w:tcMar>
               <w:top w:type="dxa" w:w="70"/>
               <w:left w:type="dxa" w:w="100"/>
@@ -3290,7 +3362,7 @@
                 <w:sz w:val="19"/>
                 <w:szCs w:val="19"/>
               </w:rPr>
-              <w:t xml:space="preserve">Reunión corta con cada integrante, con el guion de esta guía. Pedir los soportes y las cotizaciones.</w:t>
+              <w:t xml:space="preserve">Reunión corta con cada integrante, con el guion de esta guía. Pedir los soportes, el certificado del plan de acción a cada gobernación o alcaldía y las cotizaciones.</w:t>
             </w:r>
           </w:p>
         </w:tc>
@@ -3399,7 +3471,7 @@
                 <w:sz w:val="19"/>
                 <w:szCs w:val="19"/>
               </w:rPr>
-              <w:t xml:space="preserve">Los tres soportes de la emergencia, los datos pendientes del documento, las cotizaciones y el valor certificado del aporte del actor del SNCTI.</w:t>
+              <w:t xml:space="preserve">Los soportes de cada municipio, los datos pendientes, las cotizaciones, el aval de ética y el valor del aporte del actor del SNCTI.</w:t>
             </w:r>
           </w:p>
         </w:tc>
@@ -3507,7 +3579,7 @@
                 <w:sz w:val="19"/>
                 <w:szCs w:val="19"/>
               </w:rPr>
-              <w:t xml:space="preserve">Firma de la carta de aval (Anexo 1) y de los certificados de los numerales 10.18 y 10.19. Versión 2 del Anexo 2 con los datos reales.</w:t>
+              <w:t xml:space="preserve">Decisión de los municipios que se registran. Firma de la carta de aval (Anexo 1) y de los certificados de los numerales 10.18 y 10.19. Versión 2 del Anexo 2.</w:t>
             </w:r>
           </w:p>
         </w:tc>
@@ -3777,7 +3849,7 @@
           <w:sz w:val="18"/>
           <w:szCs w:val="18"/>
         </w:rPr>
-        <w:t xml:space="preserve">Las fechas son una propuesta que la alianza ajusta. El detalle está en la tabla S.7 del soporte inicial del documento de trabajo.</w:t>
+        <w:t xml:space="preserve">Las fechas son una propuesta que la alianza ajusta. El detalle está en la tabla S.7 del soporte inicial del documento de trabajo, y las reglas de la Secretaría Técnica, en la tabla S.10.</w:t>
       </w:r>
     </w:p>
     <w:sectPr>
